--- a/docs/brochure-commerciale-pieces.docx
+++ b/docs/brochure-commerciale-pieces.docx
@@ -2,7 +2,7 @@
 <file path=word/document.xml><?xml version="1.0" encoding="utf-8"?>
 <w:document xmlns:w="http://schemas.openxmlformats.org/wordprocessingml/2006/main" xmlns:m="http://schemas.openxmlformats.org/officeDocument/2006/math" xmlns:r="http://schemas.openxmlformats.org/officeDocument/2006/relationships" xmlns:o="urn:schemas-microsoft-com:office:office" xmlns:v="urn:schemas-microsoft-com:vml" xmlns:w10="urn:schemas-microsoft-com:office:word" xmlns:a="http://schemas.openxmlformats.org/drawingml/2006/main" xmlns:pic="http://schemas.openxmlformats.org/drawingml/2006/picture" xmlns:wp="http://schemas.openxmlformats.org/drawingml/2006/wordprocessingDrawing">
   <w:body>
-    <w:bookmarkStart w:id="44" w:name="X85183acd2c611d6d0e961cd8319af2339f72c61"/>
+    <w:bookmarkStart w:id="33" w:name="X85183acd2c611d6d0e961cd8319af2339f72c61"/>
     <w:p>
       <w:pPr>
         <w:pStyle w:val="Heading1"/>
@@ -30,7 +30,7 @@
         </w:pict>
       </w:r>
     </w:p>
-    <w:bookmarkStart w:id="20" w:name="pourquoi-pièces-"/>
+    <w:bookmarkStart w:id="9" w:name="pourquoi-pièces-"/>
     <w:p>
       <w:pPr>
         <w:pStyle w:val="Heading2"/>
@@ -238,8 +238,8 @@
         </w:pict>
       </w:r>
     </w:p>
-    <w:bookmarkEnd w:id="20"/>
-    <w:bookmarkStart w:id="27" w:name="ce-que-pièces-fait-pour-vous"/>
+    <w:bookmarkEnd w:id="9"/>
+    <w:bookmarkStart w:id="16" w:name="ce-que-pièces-fait-pour-vous"/>
     <w:p>
       <w:pPr>
         <w:pStyle w:val="Heading2"/>
@@ -248,7 +248,7 @@
         <w:t xml:space="preserve">Ce que Pièces fait pour vous</w:t>
       </w:r>
     </w:p>
-    <w:bookmarkStart w:id="21" w:name="Xedb651c52647ef3aacc3027023abe2fde20fca3"/>
+    <w:bookmarkStart w:id="10" w:name="Xedb651c52647ef3aacc3027023abe2fde20fca3"/>
     <w:p>
       <w:pPr>
         <w:pStyle w:val="Heading3"/>
@@ -422,8 +422,8 @@
         </w:pict>
       </w:r>
     </w:p>
-    <w:bookmarkEnd w:id="21"/>
-    <w:bookmarkStart w:id="22" w:name="X5ffbc8b7cabf9c01b91bb8ef430bb17bebb1ed4"/>
+    <w:bookmarkEnd w:id="10"/>
+    <w:bookmarkStart w:id="11" w:name="X5ffbc8b7cabf9c01b91bb8ef430bb17bebb1ed4"/>
     <w:p>
       <w:pPr>
         <w:pStyle w:val="Heading3"/>
@@ -582,8 +582,8 @@
         </w:pict>
       </w:r>
     </w:p>
-    <w:bookmarkEnd w:id="22"/>
-    <w:bookmarkStart w:id="23" w:name="X53c4c48b6a36f2106c63d575b6eb0095bf33979"/>
+    <w:bookmarkEnd w:id="11"/>
+    <w:bookmarkStart w:id="12" w:name="X53c4c48b6a36f2106c63d575b6eb0095bf33979"/>
     <w:p>
       <w:pPr>
         <w:pStyle w:val="Heading3"/>
@@ -801,8 +801,8 @@
         </w:pict>
       </w:r>
     </w:p>
-    <w:bookmarkEnd w:id="23"/>
-    <w:bookmarkStart w:id="24" w:name="X7d165fa1883cdbfe4d4f5980064f2d5c1bf9acb"/>
+    <w:bookmarkEnd w:id="12"/>
+    <w:bookmarkStart w:id="13" w:name="X7d165fa1883cdbfe4d4f5980064f2d5c1bf9acb"/>
     <w:p>
       <w:pPr>
         <w:pStyle w:val="Heading3"/>
@@ -936,8 +936,8 @@
         </w:pict>
       </w:r>
     </w:p>
-    <w:bookmarkEnd w:id="24"/>
-    <w:bookmarkStart w:id="25" w:name="X85c6111fee77e7124500ffff8d58f237e135100"/>
+    <w:bookmarkEnd w:id="13"/>
+    <w:bookmarkStart w:id="14" w:name="X85c6111fee77e7124500ffff8d58f237e135100"/>
     <w:p>
       <w:pPr>
         <w:pStyle w:val="Heading3"/>
@@ -1157,8 +1157,8 @@
         </w:pict>
       </w:r>
     </w:p>
-    <w:bookmarkEnd w:id="25"/>
-    <w:bookmarkStart w:id="26" w:name="X7977c3cacc1212dbc6c37ed41a5485e0e8aa6c7"/>
+    <w:bookmarkEnd w:id="14"/>
+    <w:bookmarkStart w:id="15" w:name="X7977c3cacc1212dbc6c37ed41a5485e0e8aa6c7"/>
     <w:p>
       <w:pPr>
         <w:pStyle w:val="Heading3"/>
@@ -1284,9 +1284,9 @@
         </w:pict>
       </w:r>
     </w:p>
-    <w:bookmarkEnd w:id="26"/>
-    <w:bookmarkEnd w:id="27"/>
-    <w:bookmarkStart w:id="28" w:name="nos-garanties"/>
+    <w:bookmarkEnd w:id="15"/>
+    <w:bookmarkEnd w:id="16"/>
+    <w:bookmarkStart w:id="17" w:name="nos-garanties"/>
     <w:p>
       <w:pPr>
         <w:pStyle w:val="Heading2"/>
@@ -1530,8 +1530,8 @@
         </w:pict>
       </w:r>
     </w:p>
-    <w:bookmarkEnd w:id="28"/>
-    <w:bookmarkStart w:id="29" w:name="tarifs-et-commissions"/>
+    <w:bookmarkEnd w:id="17"/>
+    <w:bookmarkStart w:id="18" w:name="tarifs-et-commissions"/>
     <w:p>
       <w:pPr>
         <w:pStyle w:val="Heading2"/>
@@ -1785,8 +1785,8 @@
         </w:pict>
       </w:r>
     </w:p>
-    <w:bookmarkEnd w:id="29"/>
-    <w:bookmarkStart w:id="34" w:name="comment-accéder-à-pièces"/>
+    <w:bookmarkEnd w:id="18"/>
+    <w:bookmarkStart w:id="23" w:name="comment-accéder-à-pièces"/>
     <w:p>
       <w:pPr>
         <w:pStyle w:val="Heading2"/>
@@ -1795,7 +1795,7 @@
         <w:t xml:space="preserve">Comment accéder à Pièces</w:t>
       </w:r>
     </w:p>
-    <w:bookmarkStart w:id="31" w:name="sur-le-web"/>
+    <w:bookmarkStart w:id="20" w:name="sur-le-web"/>
     <w:p>
       <w:pPr>
         <w:pStyle w:val="Heading3"/>
@@ -1823,15 +1823,20 @@
         <w:t xml:space="preserve"> </w:t>
       </w:r>
       <w:r>
-        <w:t xml:space="preserve">: [</w:t>
-      </w:r>
-      <w:hyperlink r:id="rId30">
-        <w:r>
-          <w:rPr>
-            <w:rStyle w:val="Hyperlink"/>
-          </w:rPr>
-          <w:t xml:space="preserve">https://pieces.ci](https://pieces.ci)</w:t>
-        </w:r>
+        <w:t xml:space="preserve">:</w:t>
+      </w:r>
+      <w:r>
+        <w:t xml:space="preserve"> </w:t>
+      </w:r>
+      <w:hyperlink r:id="rId19">
+        <w:hyperlink r:id="rId19">
+          <w:r>
+            <w:rPr>
+              <w:rStyle w:val="Hyperlink"/>
+            </w:rPr>
+            <w:t xml:space="preserve">https://pieces.ci</w:t>
+          </w:r>
+        </w:hyperlink>
       </w:hyperlink>
     </w:p>
     <w:p>
@@ -1927,8 +1932,8 @@
         <w:t xml:space="preserve">pieces.ci/entreprises</w:t>
       </w:r>
     </w:p>
-    <w:bookmarkEnd w:id="31"/>
-    <w:bookmarkStart w:id="32" w:name="sur-mobile"/>
+    <w:bookmarkEnd w:id="20"/>
+    <w:bookmarkStart w:id="21" w:name="sur-mobile"/>
     <w:p>
       <w:pPr>
         <w:pStyle w:val="Heading3"/>
@@ -2021,8 +2026,8 @@
         <w:t xml:space="preserve">.</w:t>
       </w:r>
     </w:p>
-    <w:bookmarkEnd w:id="32"/>
-    <w:bookmarkStart w:id="33" w:name="sur-whatsapp"/>
+    <w:bookmarkEnd w:id="21"/>
+    <w:bookmarkStart w:id="22" w:name="sur-whatsapp"/>
     <w:p>
       <w:pPr>
         <w:pStyle w:val="Heading3"/>
@@ -2062,9 +2067,9 @@
         </w:pict>
       </w:r>
     </w:p>
-    <w:bookmarkEnd w:id="33"/>
-    <w:bookmarkEnd w:id="34"/>
-    <w:bookmarkStart w:id="39" w:name="comment-démarrer"/>
+    <w:bookmarkEnd w:id="22"/>
+    <w:bookmarkEnd w:id="23"/>
+    <w:bookmarkStart w:id="28" w:name="comment-démarrer"/>
     <w:p>
       <w:pPr>
         <w:pStyle w:val="Heading2"/>
@@ -2073,7 +2078,7 @@
         <w:t xml:space="preserve">Comment démarrer</w:t>
       </w:r>
     </w:p>
-    <w:bookmarkStart w:id="35" w:name="X421b4c02061889fa3b494befe3ab8d5658c6aac"/>
+    <w:bookmarkStart w:id="24" w:name="X421b4c02061889fa3b494befe3ab8d5658c6aac"/>
     <w:p>
       <w:pPr>
         <w:pStyle w:val="Heading3"/>
@@ -2145,8 +2150,8 @@
         <w:t xml:space="preserve">C'est parti — recherchez votre première pièce.</w:t>
       </w:r>
     </w:p>
-    <w:bookmarkEnd w:id="35"/>
-    <w:bookmarkStart w:id="36" w:name="vous-êtes-vendeur-de-pièces"/>
+    <w:bookmarkEnd w:id="24"/>
+    <w:bookmarkStart w:id="25" w:name="vous-êtes-vendeur-de-pièces"/>
     <w:p>
       <w:pPr>
         <w:pStyle w:val="Heading3"/>
@@ -2271,8 +2276,8 @@
         <w:t xml:space="preserve">.</w:t>
       </w:r>
     </w:p>
-    <w:bookmarkEnd w:id="36"/>
-    <w:bookmarkStart w:id="37" w:name="vous-gérez-une-flotte-dentreprise"/>
+    <w:bookmarkEnd w:id="25"/>
+    <w:bookmarkStart w:id="26" w:name="vous-gérez-une-flotte-dentreprise"/>
     <w:p>
       <w:pPr>
         <w:pStyle w:val="Heading3"/>
@@ -2344,8 +2349,8 @@
         <w:t xml:space="preserve">Commencer à passer commande au nom de l'entreprise.</w:t>
       </w:r>
     </w:p>
-    <w:bookmarkEnd w:id="37"/>
-    <w:bookmarkStart w:id="38" w:name="vous-voulez-devenir-livreur-partenaire"/>
+    <w:bookmarkEnd w:id="26"/>
+    <w:bookmarkStart w:id="27" w:name="vous-voulez-devenir-livreur-partenaire"/>
     <w:p>
       <w:pPr>
         <w:pStyle w:val="Heading3"/>
@@ -2385,9 +2390,9 @@
         </w:pict>
       </w:r>
     </w:p>
-    <w:bookmarkEnd w:id="38"/>
-    <w:bookmarkEnd w:id="39"/>
-    <w:bookmarkStart w:id="42" w:name="contact"/>
+    <w:bookmarkEnd w:id="27"/>
+    <w:bookmarkEnd w:id="28"/>
+    <w:bookmarkStart w:id="31" w:name="contact"/>
     <w:p>
       <w:pPr>
         <w:pStyle w:val="Heading2"/>
@@ -2442,7 +2447,7 @@
       <w:r>
         <w:t xml:space="preserve"> </w:t>
       </w:r>
-      <w:hyperlink r:id="rId40">
+      <w:hyperlink r:id="rId29">
         <w:r>
           <w:rPr>
             <w:rStyle w:val="Hyperlink"/>
@@ -2475,7 +2480,7 @@
       <w:r>
         <w:t xml:space="preserve"> </w:t>
       </w:r>
-      <w:hyperlink r:id="rId41">
+      <w:hyperlink r:id="rId30">
         <w:r>
           <w:rPr>
             <w:rStyle w:val="Hyperlink"/>
@@ -2503,15 +2508,20 @@
         <w:t xml:space="preserve"> </w:t>
       </w:r>
       <w:r>
-        <w:t xml:space="preserve">: [</w:t>
-      </w:r>
-      <w:hyperlink r:id="rId30">
-        <w:r>
-          <w:rPr>
-            <w:rStyle w:val="Hyperlink"/>
-          </w:rPr>
-          <w:t xml:space="preserve">https://pieces.ci](https://pieces.ci)</w:t>
-        </w:r>
+        <w:t xml:space="preserve">:</w:t>
+      </w:r>
+      <w:r>
+        <w:t xml:space="preserve"> </w:t>
+      </w:r>
+      <w:hyperlink r:id="rId19">
+        <w:hyperlink r:id="rId19">
+          <w:r>
+            <w:rPr>
+              <w:rStyle w:val="Hyperlink"/>
+            </w:rPr>
+            <w:t xml:space="preserve">https://pieces.ci</w:t>
+          </w:r>
+        </w:hyperlink>
       </w:hyperlink>
     </w:p>
     <w:p>
@@ -2565,8 +2575,8 @@
         </w:pict>
       </w:r>
     </w:p>
-    <w:bookmarkEnd w:id="42"/>
-    <w:bookmarkStart w:id="43" w:name="le-mot-de-léquipe"/>
+    <w:bookmarkEnd w:id="31"/>
+    <w:bookmarkStart w:id="32" w:name="le-mot-de-léquipe"/>
     <w:p>
       <w:pPr>
         <w:pStyle w:val="Heading2"/>
@@ -2610,9 +2620,13 @@
         <w:t xml:space="preserve">Brochure commerciale Pièces — mise à jour mai 2026. Disponible en français. Une version anglaise sera publiée selon la demande.</w:t>
       </w:r>
     </w:p>
-    <w:bookmarkEnd w:id="43"/>
-    <w:bookmarkEnd w:id="44"/>
-    <w:sectPr/>
+    <w:bookmarkEnd w:id="32"/>
+    <w:bookmarkEnd w:id="33"/>
+    <w:sectPr>
+      <w:footnotePr>
+        <w:numRestart w:val="eachSect"/>
+      </w:footnotePr>
+    </w:sectPr>
   </w:body>
 </w:document>
 </file>
@@ -3073,10 +3087,10 @@
   <w:docDefaults>
     <w:rPrDefault>
       <w:rPr>
-        <w:rFonts w:asciiTheme="minorHAnsi" w:cstheme="minorBidi" w:eastAsiaTheme="minorHAnsi" w:hAnsiTheme="minorHAnsi"/>
+        <w:rFonts w:asciiTheme="minorHAnsi" w:cstheme="minorBidi" w:eastAsiaTheme="minorEastAsia" w:hAnsiTheme="minorHAnsi"/>
         <w:sz w:val="24"/>
         <w:szCs w:val="24"/>
-        <w:lang w:bidi="ar-SA" w:eastAsia="en-US" w:val="en-US"/>
+        <w:lang w:bidi="ar-SA" w:eastAsia="zh-CN" w:val="en-US"/>
       </w:rPr>
     </w:rPrDefault>
     <w:pPrDefault>
@@ -3128,8 +3142,6 @@
     </w:pPr>
     <w:rPr>
       <w:rFonts w:asciiTheme="majorHAnsi" w:cstheme="majorBidi" w:eastAsiaTheme="majorEastAsia" w:hAnsiTheme="majorHAnsi"/>
-      <w:spacing w:val="-10"/>
-      <w:kern w:val="28"/>
       <w:sz w:val="56"/>
       <w:szCs w:val="56"/>
     </w:rPr>
@@ -3142,8 +3154,6 @@
     <w:rsid w:val="00A10FD9"/>
     <w:rPr>
       <w:rFonts w:asciiTheme="majorHAnsi" w:cstheme="majorBidi" w:eastAsiaTheme="majorEastAsia" w:hAnsiTheme="majorHAnsi"/>
-      <w:spacing w:val="-10"/>
-      <w:kern w:val="28"/>
       <w:sz w:val="56"/>
       <w:szCs w:val="56"/>
     </w:rPr>
@@ -3184,23 +3194,31 @@
   </w:style>
   <w:style w:customStyle="1" w:styleId="Author" w:type="paragraph">
     <w:name w:val="Author"/>
+    <w:basedOn w:val="Title"/>
     <w:next w:val="BodyText"/>
     <w:qFormat/>
     <w:pPr>
       <w:keepNext/>
       <w:keepLines/>
-      <w:jc w:val="center"/>
     </w:pPr>
+    <w:rPr>
+      <w:sz w:val="24"/>
+      <w:szCs w:val="24"/>
+    </w:rPr>
   </w:style>
   <w:style w:styleId="Date" w:type="paragraph">
     <w:name w:val="Date"/>
+    <w:basedOn w:val="Title"/>
     <w:next w:val="BodyText"/>
     <w:qFormat/>
     <w:pPr>
       <w:keepNext/>
       <w:keepLines/>
-      <w:jc w:val="center"/>
     </w:pPr>
+    <w:rPr>
+      <w:sz w:val="24"/>
+      <w:szCs w:val="24"/>
+    </w:rPr>
   </w:style>
   <w:style w:customStyle="1" w:styleId="AbstractTitle" w:type="paragraph">
     <w:name w:val="Abstract Title"/>
@@ -3613,13 +3631,6 @@
       </w:tblCellMar>
     </w:tblPr>
     <w:tblStylePr w:type="firstRow">
-      <w:tblPr>
-        <w:jc w:val="left"/>
-        <w:tblInd w:type="dxa" w:w="0"/>
-      </w:tblPr>
-      <w:trPr>
-        <w:jc w:val="left"/>
-      </w:trPr>
       <w:tcPr>
         <w:tcBorders>
           <w:bottom w:val="single"/>

--- a/docs/brochure-commerciale-pieces.docx
+++ b/docs/brochure-commerciale-pieces.docx
@@ -2,7 +2,7 @@
 <file path=word/document.xml><?xml version="1.0" encoding="utf-8"?>
 <w:document xmlns:w="http://schemas.openxmlformats.org/wordprocessingml/2006/main" xmlns:m="http://schemas.openxmlformats.org/officeDocument/2006/math" xmlns:r="http://schemas.openxmlformats.org/officeDocument/2006/relationships" xmlns:o="urn:schemas-microsoft-com:office:office" xmlns:v="urn:schemas-microsoft-com:vml" xmlns:w10="urn:schemas-microsoft-com:office:word" xmlns:a="http://schemas.openxmlformats.org/drawingml/2006/main" xmlns:pic="http://schemas.openxmlformats.org/drawingml/2006/picture" xmlns:wp="http://schemas.openxmlformats.org/drawingml/2006/wordprocessingDrawing">
   <w:body>
-    <w:bookmarkStart w:id="33" w:name="X85183acd2c611d6d0e961cd8319af2339f72c61"/>
+    <w:bookmarkStart w:id="44" w:name="X85183acd2c611d6d0e961cd8319af2339f72c61"/>
     <w:p>
       <w:pPr>
         <w:pStyle w:val="Heading1"/>
@@ -30,7 +30,7 @@
         </w:pict>
       </w:r>
     </w:p>
-    <w:bookmarkStart w:id="9" w:name="pourquoi-pièces-"/>
+    <w:bookmarkStart w:id="20" w:name="pourquoi-pièces-"/>
     <w:p>
       <w:pPr>
         <w:pStyle w:val="Heading2"/>
@@ -238,8 +238,8 @@
         </w:pict>
       </w:r>
     </w:p>
-    <w:bookmarkEnd w:id="9"/>
-    <w:bookmarkStart w:id="16" w:name="ce-que-pièces-fait-pour-vous"/>
+    <w:bookmarkEnd w:id="20"/>
+    <w:bookmarkStart w:id="27" w:name="ce-que-pièces-fait-pour-vous"/>
     <w:p>
       <w:pPr>
         <w:pStyle w:val="Heading2"/>
@@ -248,7 +248,7 @@
         <w:t xml:space="preserve">Ce que Pièces fait pour vous</w:t>
       </w:r>
     </w:p>
-    <w:bookmarkStart w:id="10" w:name="Xedb651c52647ef3aacc3027023abe2fde20fca3"/>
+    <w:bookmarkStart w:id="21" w:name="Xedb651c52647ef3aacc3027023abe2fde20fca3"/>
     <w:p>
       <w:pPr>
         <w:pStyle w:val="Heading3"/>
@@ -422,8 +422,8 @@
         </w:pict>
       </w:r>
     </w:p>
-    <w:bookmarkEnd w:id="10"/>
-    <w:bookmarkStart w:id="11" w:name="X5ffbc8b7cabf9c01b91bb8ef430bb17bebb1ed4"/>
+    <w:bookmarkEnd w:id="21"/>
+    <w:bookmarkStart w:id="22" w:name="X5ffbc8b7cabf9c01b91bb8ef430bb17bebb1ed4"/>
     <w:p>
       <w:pPr>
         <w:pStyle w:val="Heading3"/>
@@ -582,8 +582,8 @@
         </w:pict>
       </w:r>
     </w:p>
-    <w:bookmarkEnd w:id="11"/>
-    <w:bookmarkStart w:id="12" w:name="X53c4c48b6a36f2106c63d575b6eb0095bf33979"/>
+    <w:bookmarkEnd w:id="22"/>
+    <w:bookmarkStart w:id="23" w:name="X53c4c48b6a36f2106c63d575b6eb0095bf33979"/>
     <w:p>
       <w:pPr>
         <w:pStyle w:val="Heading3"/>
@@ -801,8 +801,8 @@
         </w:pict>
       </w:r>
     </w:p>
-    <w:bookmarkEnd w:id="12"/>
-    <w:bookmarkStart w:id="13" w:name="X7d165fa1883cdbfe4d4f5980064f2d5c1bf9acb"/>
+    <w:bookmarkEnd w:id="23"/>
+    <w:bookmarkStart w:id="24" w:name="X7d165fa1883cdbfe4d4f5980064f2d5c1bf9acb"/>
     <w:p>
       <w:pPr>
         <w:pStyle w:val="Heading3"/>
@@ -936,8 +936,8 @@
         </w:pict>
       </w:r>
     </w:p>
-    <w:bookmarkEnd w:id="13"/>
-    <w:bookmarkStart w:id="14" w:name="X85c6111fee77e7124500ffff8d58f237e135100"/>
+    <w:bookmarkEnd w:id="24"/>
+    <w:bookmarkStart w:id="25" w:name="X85c6111fee77e7124500ffff8d58f237e135100"/>
     <w:p>
       <w:pPr>
         <w:pStyle w:val="Heading3"/>
@@ -1157,8 +1157,8 @@
         </w:pict>
       </w:r>
     </w:p>
-    <w:bookmarkEnd w:id="14"/>
-    <w:bookmarkStart w:id="15" w:name="X7977c3cacc1212dbc6c37ed41a5485e0e8aa6c7"/>
+    <w:bookmarkEnd w:id="25"/>
+    <w:bookmarkStart w:id="26" w:name="X7977c3cacc1212dbc6c37ed41a5485e0e8aa6c7"/>
     <w:p>
       <w:pPr>
         <w:pStyle w:val="Heading3"/>
@@ -1284,9 +1284,9 @@
         </w:pict>
       </w:r>
     </w:p>
-    <w:bookmarkEnd w:id="15"/>
-    <w:bookmarkEnd w:id="16"/>
-    <w:bookmarkStart w:id="17" w:name="nos-garanties"/>
+    <w:bookmarkEnd w:id="26"/>
+    <w:bookmarkEnd w:id="27"/>
+    <w:bookmarkStart w:id="28" w:name="nos-garanties"/>
     <w:p>
       <w:pPr>
         <w:pStyle w:val="Heading2"/>
@@ -1530,8 +1530,8 @@
         </w:pict>
       </w:r>
     </w:p>
-    <w:bookmarkEnd w:id="17"/>
-    <w:bookmarkStart w:id="18" w:name="tarifs-et-commissions"/>
+    <w:bookmarkEnd w:id="28"/>
+    <w:bookmarkStart w:id="29" w:name="tarifs-et-commissions"/>
     <w:p>
       <w:pPr>
         <w:pStyle w:val="Heading2"/>
@@ -1785,8 +1785,8 @@
         </w:pict>
       </w:r>
     </w:p>
-    <w:bookmarkEnd w:id="18"/>
-    <w:bookmarkStart w:id="23" w:name="comment-accéder-à-pièces"/>
+    <w:bookmarkEnd w:id="29"/>
+    <w:bookmarkStart w:id="34" w:name="comment-accéder-à-pièces"/>
     <w:p>
       <w:pPr>
         <w:pStyle w:val="Heading2"/>
@@ -1795,7 +1795,7 @@
         <w:t xml:space="preserve">Comment accéder à Pièces</w:t>
       </w:r>
     </w:p>
-    <w:bookmarkStart w:id="20" w:name="sur-le-web"/>
+    <w:bookmarkStart w:id="31" w:name="sur-le-web"/>
     <w:p>
       <w:pPr>
         <w:pStyle w:val="Heading3"/>
@@ -1823,21 +1823,47 @@
         <w:t xml:space="preserve"> </w:t>
       </w:r>
       <w:r>
+        <w:t xml:space="preserve">: [</w:t>
+      </w:r>
+      <w:hyperlink r:id="rId30">
+        <w:r>
+          <w:rPr>
+            <w:rStyle w:val="Hyperlink"/>
+          </w:rPr>
+          <w:t xml:space="preserve">https://pieces.ci](https://pieces.ci)</w:t>
+        </w:r>
+      </w:hyperlink>
+    </w:p>
+    <w:p>
+      <w:pPr>
+        <w:pStyle w:val="Compact"/>
+        <w:numPr>
+          <w:ilvl w:val="0"/>
+          <w:numId w:val="1008"/>
+        </w:numPr>
+      </w:pPr>
+      <w:r>
+        <w:rPr>
+          <w:b/>
+          <w:bCs/>
+        </w:rPr>
+        <w:t xml:space="preserve">Recherche de pièces</w:t>
+      </w:r>
+      <w:r>
+        <w:t xml:space="preserve"> </w:t>
+      </w:r>
+      <w:r>
         <w:t xml:space="preserve">:</w:t>
       </w:r>
       <w:r>
         <w:t xml:space="preserve"> </w:t>
       </w:r>
-      <w:hyperlink r:id="rId19">
-        <w:hyperlink r:id="rId19">
-          <w:r>
-            <w:rPr>
-              <w:rStyle w:val="Hyperlink"/>
-            </w:rPr>
-            <w:t xml:space="preserve">https://pieces.ci</w:t>
-          </w:r>
-        </w:hyperlink>
-      </w:hyperlink>
+      <w:r>
+        <w:rPr>
+          <w:rStyle w:val="VerbatimChar"/>
+        </w:rPr>
+        <w:t xml:space="preserve">pieces.ci/browse</w:t>
+      </w:r>
     </w:p>
     <w:p>
       <w:pPr>
@@ -1852,7 +1878,7 @@
           <w:b/>
           <w:bCs/>
         </w:rPr>
-        <w:t xml:space="preserve">Recherche de pièces</w:t>
+        <w:t xml:space="preserve">Inscription vendeur</w:t>
       </w:r>
       <w:r>
         <w:t xml:space="preserve"> </w:t>
@@ -1867,7 +1893,7 @@
         <w:rPr>
           <w:rStyle w:val="VerbatimChar"/>
         </w:rPr>
-        <w:t xml:space="preserve">pieces.ci/browse</w:t>
+        <w:t xml:space="preserve">pieces.ci/onboarding/new</w:t>
       </w:r>
     </w:p>
     <w:p>
@@ -1883,7 +1909,7 @@
           <w:b/>
           <w:bCs/>
         </w:rPr>
-        <w:t xml:space="preserve">Inscription vendeur</w:t>
+        <w:t xml:space="preserve">Guide entreprises</w:t>
       </w:r>
       <w:r>
         <w:t xml:space="preserve"> </w:t>
@@ -1898,42 +1924,11 @@
         <w:rPr>
           <w:rStyle w:val="VerbatimChar"/>
         </w:rPr>
-        <w:t xml:space="preserve">pieces.ci/onboarding/new</w:t>
-      </w:r>
-    </w:p>
-    <w:p>
-      <w:pPr>
-        <w:pStyle w:val="Compact"/>
-        <w:numPr>
-          <w:ilvl w:val="0"/>
-          <w:numId w:val="1008"/>
-        </w:numPr>
-      </w:pPr>
-      <w:r>
-        <w:rPr>
-          <w:b/>
-          <w:bCs/>
-        </w:rPr>
-        <w:t xml:space="preserve">Guide entreprises</w:t>
-      </w:r>
-      <w:r>
-        <w:t xml:space="preserve"> </w:t>
-      </w:r>
-      <w:r>
-        <w:t xml:space="preserve">:</w:t>
-      </w:r>
-      <w:r>
-        <w:t xml:space="preserve"> </w:t>
-      </w:r>
-      <w:r>
-        <w:rPr>
-          <w:rStyle w:val="VerbatimChar"/>
-        </w:rPr>
         <w:t xml:space="preserve">pieces.ci/entreprises</w:t>
       </w:r>
     </w:p>
-    <w:bookmarkEnd w:id="20"/>
-    <w:bookmarkStart w:id="21" w:name="sur-mobile"/>
+    <w:bookmarkEnd w:id="31"/>
+    <w:bookmarkStart w:id="32" w:name="sur-mobile"/>
     <w:p>
       <w:pPr>
         <w:pStyle w:val="Heading3"/>
@@ -2026,8 +2021,8 @@
         <w:t xml:space="preserve">.</w:t>
       </w:r>
     </w:p>
-    <w:bookmarkEnd w:id="21"/>
-    <w:bookmarkStart w:id="22" w:name="sur-whatsapp"/>
+    <w:bookmarkEnd w:id="32"/>
+    <w:bookmarkStart w:id="33" w:name="sur-whatsapp"/>
     <w:p>
       <w:pPr>
         <w:pStyle w:val="Heading3"/>
@@ -2067,9 +2062,9 @@
         </w:pict>
       </w:r>
     </w:p>
-    <w:bookmarkEnd w:id="22"/>
-    <w:bookmarkEnd w:id="23"/>
-    <w:bookmarkStart w:id="28" w:name="comment-démarrer"/>
+    <w:bookmarkEnd w:id="33"/>
+    <w:bookmarkEnd w:id="34"/>
+    <w:bookmarkStart w:id="39" w:name="comment-démarrer"/>
     <w:p>
       <w:pPr>
         <w:pStyle w:val="Heading2"/>
@@ -2078,7 +2073,7 @@
         <w:t xml:space="preserve">Comment démarrer</w:t>
       </w:r>
     </w:p>
-    <w:bookmarkStart w:id="24" w:name="X421b4c02061889fa3b494befe3ab8d5658c6aac"/>
+    <w:bookmarkStart w:id="35" w:name="X421b4c02061889fa3b494befe3ab8d5658c6aac"/>
     <w:p>
       <w:pPr>
         <w:pStyle w:val="Heading3"/>
@@ -2150,8 +2145,8 @@
         <w:t xml:space="preserve">C'est parti — recherchez votre première pièce.</w:t>
       </w:r>
     </w:p>
-    <w:bookmarkEnd w:id="24"/>
-    <w:bookmarkStart w:id="25" w:name="vous-êtes-vendeur-de-pièces"/>
+    <w:bookmarkEnd w:id="35"/>
+    <w:bookmarkStart w:id="36" w:name="vous-êtes-vendeur-de-pièces"/>
     <w:p>
       <w:pPr>
         <w:pStyle w:val="Heading3"/>
@@ -2276,8 +2271,8 @@
         <w:t xml:space="preserve">.</w:t>
       </w:r>
     </w:p>
-    <w:bookmarkEnd w:id="25"/>
-    <w:bookmarkStart w:id="26" w:name="vous-gérez-une-flotte-dentreprise"/>
+    <w:bookmarkEnd w:id="36"/>
+    <w:bookmarkStart w:id="37" w:name="vous-gérez-une-flotte-dentreprise"/>
     <w:p>
       <w:pPr>
         <w:pStyle w:val="Heading3"/>
@@ -2349,8 +2344,8 @@
         <w:t xml:space="preserve">Commencer à passer commande au nom de l'entreprise.</w:t>
       </w:r>
     </w:p>
-    <w:bookmarkEnd w:id="26"/>
-    <w:bookmarkStart w:id="27" w:name="vous-voulez-devenir-livreur-partenaire"/>
+    <w:bookmarkEnd w:id="37"/>
+    <w:bookmarkStart w:id="38" w:name="vous-voulez-devenir-livreur-partenaire"/>
     <w:p>
       <w:pPr>
         <w:pStyle w:val="Heading3"/>
@@ -2390,9 +2385,9 @@
         </w:pict>
       </w:r>
     </w:p>
-    <w:bookmarkEnd w:id="27"/>
-    <w:bookmarkEnd w:id="28"/>
-    <w:bookmarkStart w:id="31" w:name="contact"/>
+    <w:bookmarkEnd w:id="38"/>
+    <w:bookmarkEnd w:id="39"/>
+    <w:bookmarkStart w:id="42" w:name="contact"/>
     <w:p>
       <w:pPr>
         <w:pStyle w:val="Heading2"/>
@@ -2447,7 +2442,7 @@
       <w:r>
         <w:t xml:space="preserve"> </w:t>
       </w:r>
-      <w:hyperlink r:id="rId29">
+      <w:hyperlink r:id="rId40">
         <w:r>
           <w:rPr>
             <w:rStyle w:val="Hyperlink"/>
@@ -2480,7 +2475,7 @@
       <w:r>
         <w:t xml:space="preserve"> </w:t>
       </w:r>
-      <w:hyperlink r:id="rId30">
+      <w:hyperlink r:id="rId41">
         <w:r>
           <w:rPr>
             <w:rStyle w:val="Hyperlink"/>
@@ -2508,20 +2503,15 @@
         <w:t xml:space="preserve"> </w:t>
       </w:r>
       <w:r>
-        <w:t xml:space="preserve">:</w:t>
-      </w:r>
-      <w:r>
-        <w:t xml:space="preserve"> </w:t>
-      </w:r>
-      <w:hyperlink r:id="rId19">
-        <w:hyperlink r:id="rId19">
-          <w:r>
-            <w:rPr>
-              <w:rStyle w:val="Hyperlink"/>
-            </w:rPr>
-            <w:t xml:space="preserve">https://pieces.ci</w:t>
-          </w:r>
-        </w:hyperlink>
+        <w:t xml:space="preserve">: [</w:t>
+      </w:r>
+      <w:hyperlink r:id="rId30">
+        <w:r>
+          <w:rPr>
+            <w:rStyle w:val="Hyperlink"/>
+          </w:rPr>
+          <w:t xml:space="preserve">https://pieces.ci](https://pieces.ci)</w:t>
+        </w:r>
       </w:hyperlink>
     </w:p>
     <w:p>
@@ -2575,8 +2565,8 @@
         </w:pict>
       </w:r>
     </w:p>
-    <w:bookmarkEnd w:id="31"/>
-    <w:bookmarkStart w:id="32" w:name="le-mot-de-léquipe"/>
+    <w:bookmarkEnd w:id="42"/>
+    <w:bookmarkStart w:id="43" w:name="le-mot-de-léquipe"/>
     <w:p>
       <w:pPr>
         <w:pStyle w:val="Heading2"/>
@@ -2620,13 +2610,9 @@
         <w:t xml:space="preserve">Brochure commerciale Pièces — mise à jour mai 2026. Disponible en français. Une version anglaise sera publiée selon la demande.</w:t>
       </w:r>
     </w:p>
-    <w:bookmarkEnd w:id="32"/>
-    <w:bookmarkEnd w:id="33"/>
-    <w:sectPr>
-      <w:footnotePr>
-        <w:numRestart w:val="eachSect"/>
-      </w:footnotePr>
-    </w:sectPr>
+    <w:bookmarkEnd w:id="43"/>
+    <w:bookmarkEnd w:id="44"/>
+    <w:sectPr/>
   </w:body>
 </w:document>
 </file>
@@ -3087,10 +3073,10 @@
   <w:docDefaults>
     <w:rPrDefault>
       <w:rPr>
-        <w:rFonts w:asciiTheme="minorHAnsi" w:cstheme="minorBidi" w:eastAsiaTheme="minorEastAsia" w:hAnsiTheme="minorHAnsi"/>
+        <w:rFonts w:asciiTheme="minorHAnsi" w:cstheme="minorBidi" w:eastAsiaTheme="minorHAnsi" w:hAnsiTheme="minorHAnsi"/>
         <w:sz w:val="24"/>
         <w:szCs w:val="24"/>
-        <w:lang w:bidi="ar-SA" w:eastAsia="zh-CN" w:val="en-US"/>
+        <w:lang w:bidi="ar-SA" w:eastAsia="en-US" w:val="en-US"/>
       </w:rPr>
     </w:rPrDefault>
     <w:pPrDefault>
@@ -3142,6 +3128,8 @@
     </w:pPr>
     <w:rPr>
       <w:rFonts w:asciiTheme="majorHAnsi" w:cstheme="majorBidi" w:eastAsiaTheme="majorEastAsia" w:hAnsiTheme="majorHAnsi"/>
+      <w:spacing w:val="-10"/>
+      <w:kern w:val="28"/>
       <w:sz w:val="56"/>
       <w:szCs w:val="56"/>
     </w:rPr>
@@ -3154,6 +3142,8 @@
     <w:rsid w:val="00A10FD9"/>
     <w:rPr>
       <w:rFonts w:asciiTheme="majorHAnsi" w:cstheme="majorBidi" w:eastAsiaTheme="majorEastAsia" w:hAnsiTheme="majorHAnsi"/>
+      <w:spacing w:val="-10"/>
+      <w:kern w:val="28"/>
       <w:sz w:val="56"/>
       <w:szCs w:val="56"/>
     </w:rPr>
@@ -3194,31 +3184,23 @@
   </w:style>
   <w:style w:customStyle="1" w:styleId="Author" w:type="paragraph">
     <w:name w:val="Author"/>
-    <w:basedOn w:val="Title"/>
     <w:next w:val="BodyText"/>
     <w:qFormat/>
     <w:pPr>
       <w:keepNext/>
       <w:keepLines/>
+      <w:jc w:val="center"/>
     </w:pPr>
-    <w:rPr>
-      <w:sz w:val="24"/>
-      <w:szCs w:val="24"/>
-    </w:rPr>
   </w:style>
   <w:style w:styleId="Date" w:type="paragraph">
     <w:name w:val="Date"/>
-    <w:basedOn w:val="Title"/>
     <w:next w:val="BodyText"/>
     <w:qFormat/>
     <w:pPr>
       <w:keepNext/>
       <w:keepLines/>
+      <w:jc w:val="center"/>
     </w:pPr>
-    <w:rPr>
-      <w:sz w:val="24"/>
-      <w:szCs w:val="24"/>
-    </w:rPr>
   </w:style>
   <w:style w:customStyle="1" w:styleId="AbstractTitle" w:type="paragraph">
     <w:name w:val="Abstract Title"/>
@@ -3631,6 +3613,13 @@
       </w:tblCellMar>
     </w:tblPr>
     <w:tblStylePr w:type="firstRow">
+      <w:tblPr>
+        <w:jc w:val="left"/>
+        <w:tblInd w:type="dxa" w:w="0"/>
+      </w:tblPr>
+      <w:trPr>
+        <w:jc w:val="left"/>
+      </w:trPr>
       <w:tcPr>
         <w:tcBorders>
           <w:bottom w:val="single"/>

--- a/docs/brochure-commerciale-pieces.docx
+++ b/docs/brochure-commerciale-pieces.docx
@@ -210,7 +210,23 @@
         <w:pStyle w:val="FirstParagraph"/>
       </w:pPr>
       <w:r>
-        <w:t xml:space="preserve">Le tout encadré par une protection paiement (escrow), des avis publics, et un service client en français.</w:t>
+        <w:t xml:space="preserve">Le tout encadré par une règle simple —</w:t>
+      </w:r>
+      <w:r>
+        <w:t xml:space="preserve"> </w:t>
+      </w:r>
+      <w:r>
+        <w:rPr>
+          <w:b/>
+          <w:bCs/>
+        </w:rPr>
+        <w:t xml:space="preserve">aucune pièce n'est remise sans être payée, et le vendeur est payé immédiatement</w:t>
+      </w:r>
+      <w:r>
+        <w:t xml:space="preserve"> </w:t>
+      </w:r>
+      <w:r>
+        <w:t xml:space="preserve">— des avis publics, et un service client en français.</w:t>
       </w:r>
     </w:p>
     <w:p>
@@ -467,13 +483,13 @@
           <w:b/>
           <w:bCs/>
         </w:rPr>
-        <w:t xml:space="preserve">Paiement mobile money</w:t>
-      </w:r>
-      <w:r>
-        <w:t xml:space="preserve"> </w:t>
-      </w:r>
-      <w:r>
-        <w:t xml:space="preserve">via CinetPay (Orange Money, MTN Money, Wave, carte).</w:t>
+        <w:t xml:space="preserve">Vous choisissez quand payer</w:t>
+      </w:r>
+      <w:r>
+        <w:t xml:space="preserve"> </w:t>
+      </w:r>
+      <w:r>
+        <w:t xml:space="preserve">: en ligne à la commande (Orange Money, MTN Money, Wave, carte via CinetPay), ou au livreur au moment où il vous remet la pièce. Aucun des deux n'est un mode dégradé.</w:t>
       </w:r>
     </w:p>
     <w:p>
@@ -489,13 +505,13 @@
           <w:b/>
           <w:bCs/>
         </w:rPr>
-        <w:t xml:space="preserve">Escrow</w:t>
-      </w:r>
-      <w:r>
-        <w:t xml:space="preserve"> </w:t>
-      </w:r>
-      <w:r>
-        <w:t xml:space="preserve">: votre argent est bloqué jusqu'à confirmation de la livraison. Si la pièce ne correspond pas, vous êtes remboursé.</w:t>
+        <w:t xml:space="preserve">Vous voyez la pièce avant de payer</w:t>
+      </w:r>
+      <w:r>
+        <w:t xml:space="preserve"> </w:t>
+      </w:r>
+      <w:r>
+        <w:t xml:space="preserve">si vous réglez à la remise. Et si elle ne correspond pas à l'annonce, le retour sous 48 h s'applique.</w:t>
       </w:r>
     </w:p>
     <w:p>
@@ -671,13 +687,13 @@
           <w:b/>
           <w:bCs/>
         </w:rPr>
-        <w:t xml:space="preserve">Paiements garantis</w:t>
-      </w:r>
-      <w:r>
-        <w:t xml:space="preserve"> </w:t>
-      </w:r>
-      <w:r>
-        <w:t xml:space="preserve">: l'escrow vous protège contre les acheteurs douteux. Une fois la pièce livrée et confirmée, votre argent est libéré.</w:t>
+        <w:t xml:space="preserve">Payé immédiatement, jamais d'impayé</w:t>
+      </w:r>
+      <w:r>
+        <w:t xml:space="preserve"> </w:t>
+      </w:r>
+      <w:r>
+        <w:t xml:space="preserve">: aucune pièce n'est remise sans encaissement — pas de paiement, pas de livraison, la pièce vous revient. Et dès que le client a payé, votre part vous est transmise dans la foulée, commission déduite. Ni fonds bloqués, ni délai de reversement.</w:t>
       </w:r>
     </w:p>
     <w:p>
@@ -1361,7 +1377,7 @@
               <w:pStyle w:val="Compact"/>
             </w:pPr>
             <w:r>
-              <w:t xml:space="preserve">Escrow CinetPay — pas de libération de fonds tant que le client n'a pas confirmé la conformité</w:t>
+              <w:t xml:space="preserve">Rien n'est remis sans être payé, et le client peut régler à la remise, après avoir vu la pièce. En cas de non-conformité, retour sous 48 h : Pièces reprend la pièce et rembourse</w:t>
             </w:r>
           </w:p>
         </w:tc>
@@ -1823,15 +1839,20 @@
         <w:t xml:space="preserve"> </w:t>
       </w:r>
       <w:r>
-        <w:t xml:space="preserve">: [</w:t>
+        <w:t xml:space="preserve">:</w:t>
+      </w:r>
+      <w:r>
+        <w:t xml:space="preserve"> </w:t>
       </w:r>
       <w:hyperlink r:id="rId30">
-        <w:r>
-          <w:rPr>
-            <w:rStyle w:val="Hyperlink"/>
-          </w:rPr>
-          <w:t xml:space="preserve">https://pieces.ci](https://pieces.ci)</w:t>
-        </w:r>
+        <w:hyperlink r:id="rId30">
+          <w:r>
+            <w:rPr>
+              <w:rStyle w:val="Hyperlink"/>
+            </w:rPr>
+            <w:t xml:space="preserve">https://pieces.ci</w:t>
+          </w:r>
+        </w:hyperlink>
       </w:hyperlink>
     </w:p>
     <w:p>
@@ -2503,15 +2524,20 @@
         <w:t xml:space="preserve"> </w:t>
       </w:r>
       <w:r>
-        <w:t xml:space="preserve">: [</w:t>
+        <w:t xml:space="preserve">:</w:t>
+      </w:r>
+      <w:r>
+        <w:t xml:space="preserve"> </w:t>
       </w:r>
       <w:hyperlink r:id="rId30">
-        <w:r>
-          <w:rPr>
-            <w:rStyle w:val="Hyperlink"/>
-          </w:rPr>
-          <w:t xml:space="preserve">https://pieces.ci](https://pieces.ci)</w:t>
-        </w:r>
+        <w:hyperlink r:id="rId30">
+          <w:r>
+            <w:rPr>
+              <w:rStyle w:val="Hyperlink"/>
+            </w:rPr>
+            <w:t xml:space="preserve">https://pieces.ci</w:t>
+          </w:r>
+        </w:hyperlink>
       </w:hyperlink>
     </w:p>
     <w:p>
@@ -2580,7 +2606,7 @@
         <w:pStyle w:val="BlockText"/>
       </w:pPr>
       <w:r>
-        <w:t xml:space="preserve">Nous construisons Pièces avec les vendeurs et les mécaniciens d'Abidjan, pas pour eux. Chaque fonctionnalité — la photo IA, l'escrow, les zones de livraison, la commission négociée — a été décidée parce que quelqu'un sur le terrain en avait besoin.</w:t>
+        <w:t xml:space="preserve">Nous construisons Pièces avec les vendeurs et les mécaniciens d'Abidjan, pas pour eux. Chaque fonctionnalité — la photo IA, le paiement à la remise, les zones de livraison, la commission négociée — a été décidée parce que quelqu'un sur le terrain en avait besoin.</w:t>
       </w:r>
     </w:p>
     <w:p>
@@ -2612,7 +2638,11 @@
     </w:p>
     <w:bookmarkEnd w:id="43"/>
     <w:bookmarkEnd w:id="44"/>
-    <w:sectPr/>
+    <w:sectPr>
+      <w:footnotePr>
+        <w:numRestart w:val="eachSect"/>
+      </w:footnotePr>
+    </w:sectPr>
   </w:body>
 </w:document>
 </file>
@@ -3128,8 +3158,6 @@
     </w:pPr>
     <w:rPr>
       <w:rFonts w:asciiTheme="majorHAnsi" w:cstheme="majorBidi" w:eastAsiaTheme="majorEastAsia" w:hAnsiTheme="majorHAnsi"/>
-      <w:spacing w:val="-10"/>
-      <w:kern w:val="28"/>
       <w:sz w:val="56"/>
       <w:szCs w:val="56"/>
     </w:rPr>
@@ -3142,8 +3170,6 @@
     <w:rsid w:val="00A10FD9"/>
     <w:rPr>
       <w:rFonts w:asciiTheme="majorHAnsi" w:cstheme="majorBidi" w:eastAsiaTheme="majorEastAsia" w:hAnsiTheme="majorHAnsi"/>
-      <w:spacing w:val="-10"/>
-      <w:kern w:val="28"/>
       <w:sz w:val="56"/>
       <w:szCs w:val="56"/>
     </w:rPr>
@@ -3184,23 +3210,31 @@
   </w:style>
   <w:style w:customStyle="1" w:styleId="Author" w:type="paragraph">
     <w:name w:val="Author"/>
+    <w:basedOn w:val="Title"/>
     <w:next w:val="BodyText"/>
     <w:qFormat/>
     <w:pPr>
       <w:keepNext/>
       <w:keepLines/>
-      <w:jc w:val="center"/>
     </w:pPr>
+    <w:rPr>
+      <w:sz w:val="24"/>
+      <w:szCs w:val="24"/>
+    </w:rPr>
   </w:style>
   <w:style w:styleId="Date" w:type="paragraph">
     <w:name w:val="Date"/>
+    <w:basedOn w:val="Title"/>
     <w:next w:val="BodyText"/>
     <w:qFormat/>
     <w:pPr>
       <w:keepNext/>
       <w:keepLines/>
-      <w:jc w:val="center"/>
     </w:pPr>
+    <w:rPr>
+      <w:sz w:val="24"/>
+      <w:szCs w:val="24"/>
+    </w:rPr>
   </w:style>
   <w:style w:customStyle="1" w:styleId="AbstractTitle" w:type="paragraph">
     <w:name w:val="Abstract Title"/>
